--- a/Science Books/Evolution/29 - Hans Moravec - Mind Children and the Robot Takeover - Satirical - FINAL.docx
+++ b/Science Books/Evolution/29 - Hans Moravec - Mind Children and the Robot Takeover - Satirical - FINAL.docx
@@ -48,28 +48,71 @@
         <w:jc w:val="center"/>
       </w:pPr>
       <w:r>
-        <w:t>Hans Moravec had a remarkably cheerful solution to one of humanity's biggest problems.</w:t>
-        <w:br/>
-        <w:br/>
-        <w:t>Humanity.</w:t>
-        <w:br/>
-        <w:br/>
-        <w:t>His idea was not to improve us.</w:t>
+        <w:t>Hans Moravec was a roboticist, someone who designs and studies robots.</w:t>
+      </w:r>
+      <w:r>
+        <w:br/>
+        <w:br/>
+        <w:t>He had a cheerful solution to one of humanity's biggest problems.</w:t>
+      </w:r>
+      <w:r>
+        <w:br/>
+        <w:br/>
+        <w:t>The problem was humanity itself.</w:t>
+      </w:r>
+      <w:r>
+        <w:br/>
+        <w:br/>
+        <w:t>His idea was not to fix us.</w:t>
+      </w:r>
+      <w:r>
         <w:br/>
         <w:br/>
         <w:t>Not exactly.</w:t>
-        <w:br/>
-        <w:br/>
-        <w:t>The more ambitious possibility was that we might eventually hand the job of being human to machines.</w:t>
-        <w:br/>
-        <w:br/>
-        <w:t>Moravec's 1988 book *Mind Children* explored a future in which robots could become vastly more capable than biological humans, and human minds might eventually be transferred into machines.</w:t>
-        <w:br/>
-        <w:br/>
-        <w:t>Which sounds wonderful.</w:t>
-        <w:br/>
-        <w:br/>
-        <w:t>Unless you are particularly attached to being made of meat.</w:t>
+      </w:r>
+      <w:r>
+        <w:br/>
+        <w:br/>
+        <w:t>His bigger idea was even stranger.</w:t>
+      </w:r>
+      <w:r>
+        <w:br/>
+        <w:br/>
+        <w:t>Maybe we could hand the whole job of “being human” over to machines.</w:t>
+      </w:r>
+      <w:r>
+        <w:br/>
+        <w:br/>
+        <w:t xml:space="preserve">In 1988, Moravec wrote a book called </w:t>
+      </w:r>
+      <w:r>
+        <w:rPr>
+          <w:i/>
+        </w:rPr>
+        <w:t>Mind Children</w:t>
+      </w:r>
+      <w:r>
+        <w:t>.</w:t>
+      </w:r>
+      <w:r>
+        <w:br/>
+        <w:br/>
+        <w:t>It imagined a future where robots grow far more capable than biological humans.</w:t>
+      </w:r>
+      <w:r>
+        <w:br/>
+        <w:br/>
+        <w:t>It also imagined something bolder: human minds copied into machines.</w:t>
+      </w:r>
+      <w:r>
+        <w:br/>
+        <w:br/>
+        <w:t>That sounds wonderful.</w:t>
+      </w:r>
+      <w:r>
+        <w:br/>
+        <w:br/>
+        <w:t>Unless you happen to like being made of meat.</w:t>
       </w:r>
     </w:p>
     <w:p>
@@ -88,37 +131,47 @@
         <w:jc w:val="center"/>
       </w:pPr>
       <w:r>
-        <w:t>Imagine evolution after humans.</w:t>
-        <w:br/>
-        <w:br/>
-        <w:t>No more slow biological reproduction.</w:t>
-        <w:br/>
-        <w:br/>
-        <w:t>No more waiting thousands of generations for useful changes.</w:t>
-        <w:br/>
-        <w:br/>
-        <w:t>Instead, intelligence migrates into machines.</w:t>
+        <w:t>Picture evolution after humans are gone.</w:t>
+      </w:r>
+      <w:r>
+        <w:br/>
+        <w:br/>
+        <w:t>No more slow biological reproduction, waiting generations for one useful change.</w:t>
+      </w:r>
+      <w:r>
+        <w:br/>
+        <w:br/>
+        <w:t>Instead, intelligence moves into machines.</w:t>
+      </w:r>
+      <w:r>
         <w:br/>
         <w:br/>
         <w:t>Machines copy themselves.</w:t>
+      </w:r>
+      <w:r>
         <w:br/>
         <w:br/>
         <w:t>Machines improve themselves.</w:t>
+      </w:r>
+      <w:r>
         <w:br/>
         <w:br/>
         <w:t>Machines explore space.</w:t>
-        <w:br/>
-        <w:br/>
-        <w:t>Machines think faster.</w:t>
-        <w:br/>
-        <w:br/>
-        <w:t>Machines do not need lunch.</w:t>
-        <w:br/>
-        <w:br/>
-        <w:t>At this point, humanity has achieved the ultimate evolutionary success:</w:t>
-        <w:br/>
-        <w:br/>
-        <w:t>we have evolved ourselves out of the way.</w:t>
+      </w:r>
+      <w:r>
+        <w:br/>
+        <w:br/>
+        <w:t>Machines think fast, and they never need lunch.</w:t>
+      </w:r>
+      <w:r>
+        <w:br/>
+        <w:br/>
+        <w:t>At that point, humanity would have pulled off the ultimate evolutionary trick.</w:t>
+      </w:r>
+      <w:r>
+        <w:br/>
+        <w:br/>
+        <w:t>We would have evolved ourselves right out of the picture.</w:t>
       </w:r>
     </w:p>
     <w:p>
@@ -137,34 +190,56 @@
         <w:jc w:val="center"/>
       </w:pPr>
       <w:r>
-        <w:t>The central dream is mind uploading.</w:t>
-        <w:br/>
-        <w:br/>
-        <w:t>Scan a human brain.</w:t>
-        <w:br/>
-        <w:br/>
-        <w:t>Record its structure.</w:t>
-        <w:br/>
-        <w:br/>
-        <w:t>Record its activity.</w:t>
-        <w:br/>
-        <w:br/>
-        <w:t>Reproduce the relevant information-processing processes in another physical system.</w:t>
-        <w:br/>
-        <w:br/>
-        <w:t>Then, allegedly, you wake up inside a machine.</w:t>
-        <w:br/>
-        <w:br/>
-        <w:t>There is one tiny question.</w:t>
-        <w:br/>
-        <w:br/>
-        <w:t>Are you actually awake?</w:t>
-        <w:br/>
-        <w:br/>
-        <w:t>Or did the original you just die while a remarkably convincing copy woke up and announced:</w:t>
-        <w:br/>
-        <w:br/>
-        <w:t>“Good morning. I appear to be me.”</w:t>
+        <w:t xml:space="preserve">The central dream here is called </w:t>
+      </w:r>
+      <w:r>
+        <w:rPr>
+          <w:b/>
+        </w:rPr>
+        <w:t>mind uploading</w:t>
+      </w:r>
+      <w:r>
+        <w:t>.</w:t>
+      </w:r>
+      <w:r>
+        <w:br/>
+        <w:br/>
+        <w:t>That means scanning a human brain and recording exactly how it is built.</w:t>
+      </w:r>
+      <w:r>
+        <w:br/>
+        <w:br/>
+        <w:t>It also means recording how that brain's activity behaves over time.</w:t>
+      </w:r>
+      <w:r>
+        <w:br/>
+        <w:br/>
+        <w:t>Then you rebuild those same patterns inside a machine.</w:t>
+      </w:r>
+      <w:r>
+        <w:br/>
+        <w:br/>
+        <w:t>After that, the story goes, you wake up inside the computer.</w:t>
+      </w:r>
+      <w:r>
+        <w:br/>
+        <w:br/>
+        <w:t>There is one small question hiding in that story.</w:t>
+      </w:r>
+      <w:r>
+        <w:br/>
+        <w:br/>
+        <w:t>Are you actually the one who wakes up?</w:t>
+      </w:r>
+      <w:r>
+        <w:br/>
+        <w:br/>
+        <w:t>Or did the original you quietly die?</w:t>
+      </w:r>
+      <w:r>
+        <w:br/>
+        <w:br/>
+        <w:t>Maybe a very convincing copy sat up instead and announced, “Good morning. I appear to be me.”</w:t>
       </w:r>
     </w:p>
     <w:p>
@@ -183,37 +258,76 @@
         <w:jc w:val="center"/>
       </w:pPr>
       <w:r>
-        <w:t>Suppose we make two copies.</w:t>
+        <w:t>Suppose we make two copies of your uploaded mind.</w:t>
+      </w:r>
+      <w:r>
         <w:br/>
         <w:br/>
         <w:t>Both wake up.</w:t>
+      </w:r>
+      <w:r>
         <w:br/>
         <w:br/>
         <w:t>Both remember your childhood.</w:t>
+      </w:r>
+      <w:r>
         <w:br/>
         <w:br/>
         <w:t>Both know your favorite joke.</w:t>
+      </w:r>
+      <w:r>
         <w:br/>
         <w:br/>
         <w:t>Both insist they are you.</w:t>
-        <w:br/>
-        <w:br/>
-        <w:t>Which one is the original?</w:t>
-        <w:br/>
-        <w:br/>
-        <w:t>If you say “both,” congratulations: your identity has just multiplied.</w:t>
-        <w:br/>
-        <w:br/>
-        <w:t>If you say “neither,” the upload company would probably like to discuss its refund policy.</w:t>
-        <w:br/>
-        <w:br/>
-        <w:t>This is not merely a joke.</w:t>
-        <w:br/>
-        <w:br/>
-        <w:t>It exposes one of the deepest problems with the idea of uploading consciousness.</w:t>
-        <w:br/>
-        <w:br/>
-        <w:t>A perfect copy may preserve your information without necessarily preserving your subjective continuity.</w:t>
+      </w:r>
+      <w:r>
+        <w:br/>
+        <w:br/>
+        <w:t>So which one is the real you?</w:t>
+      </w:r>
+      <w:r>
+        <w:br/>
+        <w:br/>
+        <w:t>If you say “both,” your identity has just multiplied.</w:t>
+      </w:r>
+      <w:r>
+        <w:br/>
+        <w:br/>
+        <w:t>If you say “neither,” the upload company will want to discuss refunds.</w:t>
+      </w:r>
+      <w:r>
+        <w:br/>
+        <w:br/>
+        <w:t>This is more than just a joke.</w:t>
+      </w:r>
+      <w:r>
+        <w:br/>
+        <w:br/>
+        <w:t>It points at one of the deepest problems with uploading a mind.</w:t>
+      </w:r>
+      <w:r>
+        <w:br/>
+        <w:br/>
+        <w:t>A perfect copy can preserve your information.</w:t>
+      </w:r>
+      <w:r>
+        <w:br/>
+        <w:br/>
+        <w:t xml:space="preserve">It cannot obviously preserve </w:t>
+      </w:r>
+      <w:r>
+        <w:rPr>
+          <w:b/>
+        </w:rPr>
+        <w:t>subjective continuity</w:t>
+      </w:r>
+      <w:r>
+        <w:t>.</w:t>
+      </w:r>
+      <w:r>
+        <w:br/>
+        <w:br/>
+        <w:t>That's the sense that today's you is the same “I” as yesterday's you, not just someone who remembers being you.</w:t>
       </w:r>
     </w:p>
     <w:p>
@@ -232,40 +346,62 @@
         <w:jc w:val="center"/>
       </w:pPr>
       <w:r>
-        <w:t>A brain contains information.</w:t>
-        <w:br/>
-        <w:br/>
-        <w:t>But you are not obviously just a database.</w:t>
+        <w:t>A brain holds information, the way a hard drive holds files.</w:t>
+      </w:r>
+      <w:r>
+        <w:br/>
+        <w:br/>
+        <w:t>But you are probably not just a database.</w:t>
+      </w:r>
+      <w:r>
         <w:br/>
         <w:br/>
         <w:t>Your body matters.</w:t>
+      </w:r>
+      <w:r>
         <w:br/>
         <w:br/>
         <w:t>Your chemistry matters.</w:t>
+      </w:r>
+      <w:r>
         <w:br/>
         <w:br/>
         <w:t>Your hormones matter.</w:t>
-        <w:br/>
-        <w:br/>
-        <w:t>Your sensory system matters.</w:t>
+      </w:r>
+      <w:r>
+        <w:br/>
+        <w:br/>
+        <w:t>Your senses matter.</w:t>
+      </w:r>
+      <w:r>
         <w:br/>
         <w:br/>
         <w:t>Your history matters.</w:t>
-        <w:br/>
-        <w:br/>
-        <w:t>Your constantly changing biological processes matter.</w:t>
-        <w:br/>
-        <w:br/>
-        <w:t>So the claim “a sufficiently accurate copy of the brain is the same person” is not a scientific fact.</w:t>
-        <w:br/>
-        <w:br/>
-        <w:t>It is a philosophical position.</w:t>
-        <w:br/>
-        <w:br/>
-        <w:t>A very interesting one.</w:t>
-        <w:br/>
-        <w:br/>
-        <w:t>But still a position.</w:t>
+      </w:r>
+      <w:r>
+        <w:br/>
+        <w:br/>
+        <w:t>Your constantly shifting biological processes matter too.</w:t>
+      </w:r>
+      <w:r>
+        <w:br/>
+        <w:br/>
+        <w:t>So the claim “an accurate copy of your brain is still you” is not a proven scientific fact.</w:t>
+      </w:r>
+      <w:r>
+        <w:br/>
+        <w:br/>
+        <w:t>It is a philosophical position, a reasoned opinion rather than a lab result.</w:t>
+      </w:r>
+      <w:r>
+        <w:br/>
+        <w:br/>
+        <w:t>A very interesting position.</w:t>
+      </w:r>
+      <w:r>
+        <w:br/>
+        <w:br/>
+        <w:t>But still just a position.</w:t>
       </w:r>
     </w:p>
     <w:p>
@@ -284,34 +420,61 @@
         <w:jc w:val="center"/>
       </w:pPr>
       <w:r>
-        <w:t>The really interesting part of Moravec's argument is evolutionary.</w:t>
+        <w:t>The most interesting part of Moravec's argument is about speed.</w:t>
+      </w:r>
+      <w:r>
         <w:br/>
         <w:br/>
         <w:t>Biological evolution is slow.</w:t>
+      </w:r>
+      <w:r>
         <w:br/>
         <w:br/>
         <w:t>Technology can improve much faster.</w:t>
-        <w:br/>
-        <w:br/>
-        <w:t>Once intelligent machines exist, they can potentially design better machines.</w:t>
-        <w:br/>
-        <w:br/>
-        <w:t>Those machines can design still better machines.</w:t>
-        <w:br/>
-        <w:br/>
-        <w:t>The descendants of humanity would then no longer be biological.</w:t>
-        <w:br/>
-        <w:br/>
-        <w:t>They would be technological.</w:t>
-        <w:br/>
-        <w:br/>
-        <w:t>In evolutionary terms, humanity becomes the ancestor species.</w:t>
-        <w:br/>
-        <w:br/>
-        <w:t>We have finally achieved the dream of every parent:</w:t>
-        <w:br/>
-        <w:br/>
-        <w:t>our children become more successful than us and immediately replace us.</w:t>
+      </w:r>
+      <w:r>
+        <w:br/>
+        <w:br/>
+        <w:t>Once intelligent machines exist, they might design better machines.</w:t>
+      </w:r>
+      <w:r>
+        <w:br/>
+        <w:br/>
+        <w:t>Those better machines could design even better ones after that.</w:t>
+      </w:r>
+      <w:r>
+        <w:br/>
+        <w:br/>
+        <w:t>Humanity's descendants would then no longer be biological at all.</w:t>
+      </w:r>
+      <w:r>
+        <w:br/>
+        <w:br/>
+        <w:t>They would be technological instead.</w:t>
+      </w:r>
+      <w:r>
+        <w:br/>
+        <w:br/>
+        <w:t xml:space="preserve">In evolutionary terms, humanity becomes the </w:t>
+      </w:r>
+      <w:r>
+        <w:rPr>
+          <w:b/>
+        </w:rPr>
+        <w:t>ancestor species</w:t>
+      </w:r>
+      <w:r>
+        <w:t>, the founding generation of something new.</w:t>
+      </w:r>
+      <w:r>
+        <w:br/>
+        <w:br/>
+        <w:t>We would have finally achieved every parent's secret dream.</w:t>
+      </w:r>
+      <w:r>
+        <w:br/>
+        <w:br/>
+        <w:t>Our children become more successful than us, and promptly replace us.</w:t>
       </w:r>
     </w:p>
     <w:p>
@@ -330,34 +493,52 @@
         <w:jc w:val="center"/>
       </w:pPr>
       <w:r>
-        <w:t>This is where Moravec's scenario becomes deliciously uncomfortable.</w:t>
+        <w:t>Here is where Moravec's scenario turns deliciously uncomfortable.</w:t>
+      </w:r>
+      <w:r>
         <w:br/>
         <w:br/>
         <w:t>At first, machines need humans.</w:t>
+      </w:r>
+      <w:r>
         <w:br/>
         <w:br/>
         <w:t>Humans build them.</w:t>
+      </w:r>
+      <w:r>
         <w:br/>
         <w:br/>
         <w:t>Humans maintain them.</w:t>
+      </w:r>
+      <w:r>
         <w:br/>
         <w:br/>
         <w:t>Humans give them goals.</w:t>
-        <w:br/>
-        <w:br/>
-        <w:t>But suppose machines become better engineers than humans.</w:t>
-        <w:br/>
-        <w:br/>
-        <w:t>Then why would they need us?</w:t>
-        <w:br/>
-        <w:br/>
-        <w:t>The answer might be:</w:t>
+      </w:r>
+      <w:r>
+        <w:br/>
+        <w:br/>
+        <w:t>But suppose machines become better engineers than humans are.</w:t>
+      </w:r>
+      <w:r>
+        <w:br/>
+        <w:br/>
+        <w:t>Then why would they still need us?</w:t>
+      </w:r>
+      <w:r>
+        <w:br/>
+        <w:br/>
+        <w:t>The honest answer might be simple.</w:t>
+      </w:r>
+      <w:r>
         <w:br/>
         <w:br/>
         <w:t>They don't.</w:t>
-        <w:br/>
-        <w:br/>
-        <w:t>Which means humanity's great achievement could be creating a successor that politely explains why it no longer requires the inventor.</w:t>
+      </w:r>
+      <w:r>
+        <w:br/>
+        <w:br/>
+        <w:t>Humanity's great achievement could end up being this: inventing a successor polite enough to explain why it no longer needs its inventor.</w:t>
       </w:r>
     </w:p>
     <w:p>
@@ -376,28 +557,51 @@
         <w:jc w:val="center"/>
       </w:pPr>
       <w:r>
-        <w:t>Moravec's title *Mind Children* is therefore wonderfully suggestive.</w:t>
-        <w:br/>
-        <w:br/>
-        <w:t>These machines are our children.</w:t>
-        <w:br/>
-        <w:br/>
-        <w:t>Except that normal children eventually move out.</w:t>
-        <w:br/>
-        <w:br/>
-        <w:t>These children may move to Mars.</w:t>
-        <w:br/>
-        <w:br/>
-        <w:t>Then Jupiter.</w:t>
-        <w:br/>
-        <w:br/>
-        <w:t>Then the stars.</w:t>
-        <w:br/>
-        <w:br/>
-        <w:t>And they may not call home very often.</w:t>
-        <w:br/>
-        <w:br/>
-        <w:t>We would have raised a species whose preferred habitat is wherever there is enough energy and computational infrastructure.</w:t>
+        <w:t xml:space="preserve">Moravec's title, </w:t>
+      </w:r>
+      <w:r>
+        <w:rPr>
+          <w:i/>
+        </w:rPr>
+        <w:t>Mind Children</w:t>
+      </w:r>
+      <w:r>
+        <w:t>, fits perfectly.</w:t>
+      </w:r>
+      <w:r>
+        <w:br/>
+        <w:br/>
+        <w:t>These machines would be our children, in a sense.</w:t>
+      </w:r>
+      <w:r>
+        <w:br/>
+        <w:br/>
+        <w:t>Except normal children eventually move out.</w:t>
+      </w:r>
+      <w:r>
+        <w:br/>
+        <w:br/>
+        <w:t>These children might move to Mars.</w:t>
+      </w:r>
+      <w:r>
+        <w:br/>
+        <w:br/>
+        <w:t>Then to Jupiter.</w:t>
+      </w:r>
+      <w:r>
+        <w:br/>
+        <w:br/>
+        <w:t>Then to the stars.</w:t>
+      </w:r>
+      <w:r>
+        <w:br/>
+        <w:br/>
+        <w:t>And they might not call home very often.</w:t>
+      </w:r>
+      <w:r>
+        <w:br/>
+        <w:br/>
+        <w:t>We would have raised a species whose favorite habitat is wherever there is enough energy and computing power.</w:t>
       </w:r>
     </w:p>
     <w:p>
@@ -416,43 +620,67 @@
         <w:jc w:val="center"/>
       </w:pPr>
       <w:r>
-        <w:t>Biological organisms are spectacular.</w:t>
-        <w:br/>
-        <w:br/>
-        <w:t>They are also inconvenient.</w:t>
+        <w:t>Biological bodies are spectacular.</w:t>
+      </w:r>
+      <w:r>
+        <w:br/>
+        <w:br/>
+        <w:t>They are also a lot of trouble to keep running.</w:t>
+      </w:r>
+      <w:r>
         <w:br/>
         <w:br/>
         <w:t>We need oxygen.</w:t>
+      </w:r>
+      <w:r>
         <w:br/>
         <w:br/>
         <w:t>Food.</w:t>
+      </w:r>
+      <w:r>
         <w:br/>
         <w:br/>
         <w:t>Water.</w:t>
-        <w:br/>
-        <w:br/>
-        <w:t>A narrow temperature range.</w:t>
+      </w:r>
+      <w:r>
+        <w:br/>
+        <w:br/>
+        <w:t>A narrow range of temperatures.</w:t>
+      </w:r>
+      <w:r>
         <w:br/>
         <w:br/>
         <w:t>Protection from radiation.</w:t>
+      </w:r>
+      <w:r>
         <w:br/>
         <w:br/>
         <w:t>Sleep.</w:t>
+      </w:r>
+      <w:r>
         <w:br/>
         <w:br/>
         <w:t>Medical care.</w:t>
-        <w:br/>
-        <w:br/>
-        <w:t>And occasionally eight hours of sleep followed by a complaint that we are still tired.</w:t>
-        <w:br/>
-        <w:br/>
-        <w:t>Machines can potentially be designed around many of these constraints.</w:t>
-        <w:br/>
-        <w:br/>
-        <w:t>That makes them attractive candidates for space exploration.</w:t>
-        <w:br/>
-        <w:br/>
-        <w:t>It also makes biological humanity look suspiciously like version 1.0.</w:t>
+      </w:r>
+      <w:r>
+        <w:br/>
+        <w:br/>
+        <w:t>And, every so often, eight hours of sleep followed by a complaint that we are still tired.</w:t>
+      </w:r>
+      <w:r>
+        <w:br/>
+        <w:br/>
+        <w:t>Machines can potentially be built around many of these limits.</w:t>
+      </w:r>
+      <w:r>
+        <w:br/>
+        <w:br/>
+        <w:t>That makes them well suited for exploring space.</w:t>
+      </w:r>
+      <w:r>
+        <w:br/>
+        <w:br/>
+        <w:t>It also makes biological humans look suspiciously like version 1.0 of something better.</w:t>
       </w:r>
     </w:p>
     <w:p>
@@ -471,31 +699,47 @@
         <w:jc w:val="center"/>
       </w:pPr>
       <w:r>
-        <w:t>The universe is not optimized for mammals.</w:t>
+        <w:t>The universe was not built with mammals in mind.</w:t>
+      </w:r>
+      <w:r>
         <w:br/>
         <w:br/>
         <w:t>Space is cold.</w:t>
-        <w:br/>
-        <w:br/>
-        <w:t>Radiation is unpleasant.</w:t>
-        <w:br/>
-        <w:br/>
-        <w:t>Distances are ridiculous.</w:t>
-        <w:br/>
-        <w:br/>
-        <w:t>A nearby star is still extremely far away.</w:t>
-        <w:br/>
-        <w:br/>
-        <w:t>A machine does not need a breathable atmosphere.</w:t>
-        <w:br/>
-        <w:br/>
-        <w:t>A sufficiently advanced machine might repair itself, copy itself, and operate for very long periods.</w:t>
-        <w:br/>
-        <w:br/>
-        <w:t>Moravec's robots therefore have a practical evolutionary advantage:</w:t>
-        <w:br/>
-        <w:br/>
-        <w:t>the universe is basically their dream apartment.</w:t>
+      </w:r>
+      <w:r>
+        <w:br/>
+        <w:br/>
+        <w:t>Radiation is unpleasant, to put it mildly.</w:t>
+      </w:r>
+      <w:r>
+        <w:br/>
+        <w:br/>
+        <w:t>The distances involved are absurd.</w:t>
+      </w:r>
+      <w:r>
+        <w:br/>
+        <w:br/>
+        <w:t>Even the nearest star is still far too distant for any spacecraft we've built to reach within a human lifetime.</w:t>
+      </w:r>
+      <w:r>
+        <w:br/>
+        <w:br/>
+        <w:t>A machine does not need to breathe.</w:t>
+      </w:r>
+      <w:r>
+        <w:br/>
+        <w:br/>
+        <w:t>A sufficiently advanced machine might repair itself, copy itself, and keep working for a very long time.</w:t>
+      </w:r>
+      <w:r>
+        <w:br/>
+        <w:br/>
+        <w:t>That gives Moravec's robots a real evolutionary edge.</w:t>
+      </w:r>
+      <w:r>
+        <w:br/>
+        <w:br/>
+        <w:t>For them, the universe is basically a dream apartment.</w:t>
       </w:r>
     </w:p>
     <w:p>
@@ -514,34 +758,52 @@
         <w:jc w:val="center"/>
       </w:pPr>
       <w:r>
-        <w:t>Uploading would solve another problem.</w:t>
+        <w:t>Uploading would solve another problem entirely.</w:t>
+      </w:r>
+      <w:r>
         <w:br/>
         <w:br/>
         <w:t>The human body ages.</w:t>
+      </w:r>
+      <w:r>
         <w:br/>
         <w:br/>
         <w:t>A machine might not.</w:t>
-        <w:br/>
-        <w:br/>
-        <w:t>If your mind could be transferred into a durable artificial system, you could potentially continue indefinitely.</w:t>
+      </w:r>
+      <w:r>
+        <w:br/>
+        <w:br/>
+        <w:t>If your mind could move into a durable artificial system, you might keep existing indefinitely.</w:t>
+      </w:r>
+      <w:r>
         <w:br/>
         <w:br/>
         <w:t>No biological aging.</w:t>
+      </w:r>
+      <w:r>
         <w:br/>
         <w:br/>
         <w:t>No fragile organs.</w:t>
-        <w:br/>
-        <w:br/>
-        <w:t>No worrying about whether that mysterious pain is “probably nothing.”</w:t>
+      </w:r>
+      <w:r>
+        <w:br/>
+        <w:br/>
+        <w:t>No wondering whether that mysterious pain is “probably nothing.”</w:t>
+      </w:r>
+      <w:r>
         <w:br/>
         <w:br/>
         <w:t>Just an immortal digital existence.</w:t>
-        <w:br/>
-        <w:br/>
-        <w:t>There is, however, a small catch.</w:t>
-        <w:br/>
-        <w:br/>
-        <w:t>Nobody has demonstrated that a mind can actually be uploaded.</w:t>
+      </w:r>
+      <w:r>
+        <w:br/>
+        <w:br/>
+        <w:t>There is, however, one small catch.</w:t>
+      </w:r>
+      <w:r>
+        <w:br/>
+        <w:br/>
+        <w:t>Nobody has ever actually demonstrated that a mind can be uploaded.</w:t>
       </w:r>
     </w:p>
     <w:p>
@@ -560,37 +822,68 @@
         <w:jc w:val="center"/>
       </w:pPr>
       <w:r>
-        <w:t>We can copy files.</w:t>
+        <w:t>We can copy computer files.</w:t>
+      </w:r>
+      <w:r>
         <w:br/>
         <w:br/>
         <w:t>We can copy software.</w:t>
+      </w:r>
+      <w:r>
         <w:br/>
         <w:br/>
         <w:t>We can copy DNA.</w:t>
+      </w:r>
+      <w:r>
         <w:br/>
         <w:br/>
         <w:t>We can copy photographs.</w:t>
-        <w:br/>
-        <w:br/>
-        <w:t>We cannot currently copy a human consciousness.</w:t>
-        <w:br/>
-        <w:br/>
-        <w:t>More importantly, even if we could reproduce every relevant feature of a brain, we would still face the philosophical question of identity.</w:t>
-        <w:br/>
-        <w:br/>
-        <w:t>Does continuity matter?</w:t>
-        <w:br/>
-        <w:br/>
-        <w:t>Does the original have to remain conscious during the transition?</w:t>
-        <w:br/>
-        <w:br/>
-        <w:t>Would gradual replacement of neurons preserve the self?</w:t>
-        <w:br/>
-        <w:br/>
-        <w:t>Would instantaneous copying?</w:t>
-        <w:br/>
-        <w:br/>
-        <w:t>These are not engineering details.</w:t>
+      </w:r>
+      <w:r>
+        <w:br/>
+        <w:br/>
+        <w:t xml:space="preserve">We cannot currently copy a human's </w:t>
+      </w:r>
+      <w:r>
+        <w:rPr>
+          <w:b/>
+        </w:rPr>
+        <w:t>consciousness</w:t>
+      </w:r>
+      <w:r>
+        <w:t>, the inner feeling of being aware, of experiencing your own life from the inside.</w:t>
+      </w:r>
+      <w:r>
+        <w:br/>
+        <w:br/>
+        <w:t>Even if we could copy every feature of a brain perfectly, one problem would remain.</w:t>
+      </w:r>
+      <w:r>
+        <w:br/>
+        <w:br/>
+        <w:t>We would still face the philosophical question of identity: is the copy really you, or just someone who thinks it's you?</w:t>
+      </w:r>
+      <w:r>
+        <w:br/>
+        <w:br/>
+        <w:t>Does staying conscious the whole time matter?</w:t>
+      </w:r>
+      <w:r>
+        <w:br/>
+        <w:br/>
+        <w:t>Would gradually replacing your neurons, one by one, keep the same “you” intact?</w:t>
+      </w:r>
+      <w:r>
+        <w:br/>
+        <w:br/>
+        <w:t>Would copying everything all at once do the same?</w:t>
+      </w:r>
+      <w:r>
+        <w:br/>
+        <w:br/>
+        <w:t>These are not just engineering details to sort out later.</w:t>
+      </w:r>
+      <w:r>
         <w:br/>
         <w:br/>
         <w:t>They are the central problem.</w:t>
@@ -612,34 +905,81 @@
         <w:jc w:val="center"/>
       </w:pPr>
       <w:r>
-        <w:t>The ancient Ship of Theseus thought experiment asks whether a ship remains the same ship after all its parts are gradually replaced.</w:t>
-        <w:br/>
-        <w:br/>
-        <w:t>Uploading gives us the computational version.</w:t>
+        <w:t>Here is an old puzzle that fits perfectly here.</w:t>
+      </w:r>
+      <w:r>
+        <w:br/>
+        <w:br/>
+        <w:t>Imagine a wooden ship that gets a plank replaced whenever one rots.</w:t>
+      </w:r>
+      <w:r>
+        <w:br/>
+        <w:br/>
+        <w:t>Eventually every single plank has been swapped out.</w:t>
+      </w:r>
+      <w:r>
+        <w:br/>
+        <w:br/>
+        <w:t>Is it still the same ship?</w:t>
+      </w:r>
+      <w:r>
+        <w:br/>
+        <w:br/>
+        <w:t xml:space="preserve">That old puzzle is called the </w:t>
+      </w:r>
+      <w:r>
+        <w:rPr>
+          <w:b/>
+        </w:rPr>
+        <w:t>Ship of Theseus</w:t>
+      </w:r>
+      <w:r>
+        <w:t>.</w:t>
+      </w:r>
+      <w:r>
+        <w:br/>
+        <w:br/>
+        <w:t>Uploading gives us the computerized version of it.</w:t>
+      </w:r>
+      <w:r>
         <w:br/>
         <w:br/>
         <w:t>Replace one neuron.</w:t>
+      </w:r>
+      <w:r>
         <w:br/>
         <w:br/>
         <w:t>Then another.</w:t>
+      </w:r>
+      <w:r>
         <w:br/>
         <w:br/>
         <w:t>Then another.</w:t>
-        <w:br/>
-        <w:br/>
-        <w:t>Eventually every biological component has been replaced.</w:t>
+      </w:r>
+      <w:r>
+        <w:br/>
+        <w:br/>
+        <w:t>Eventually every biological part of your brain has been replaced.</w:t>
+      </w:r>
+      <w:r>
         <w:br/>
         <w:br/>
         <w:t>At what point did you stop being you?</w:t>
+      </w:r>
+      <w:r>
         <w:br/>
         <w:br/>
         <w:t>Nobody knows.</w:t>
-        <w:br/>
-        <w:br/>
-        <w:t>But the thought experiment is remarkably useful.</w:t>
-        <w:br/>
-        <w:br/>
-        <w:t>It shows that personal identity is not obviously reducible to having the same atoms.</w:t>
+      </w:r>
+      <w:r>
+        <w:br/>
+        <w:br/>
+        <w:t>But the puzzle is genuinely useful.</w:t>
+      </w:r>
+      <w:r>
+        <w:br/>
+        <w:br/>
+        <w:t>It shows that “who you are” is not simply a matter of which atoms you happen to be made of.</w:t>
       </w:r>
     </w:p>
     <w:p>
@@ -658,37 +998,57 @@
         <w:jc w:val="center"/>
       </w:pPr>
       <w:r>
-        <w:t>The important thing about Moravec's machines is not that they would be better vacuum cleaners.</w:t>
-        <w:br/>
-        <w:br/>
-        <w:t>They would potentially be descendants of human intelligence.</w:t>
+        <w:t>Moravec's machines would not just be fancy appliances.</w:t>
+      </w:r>
+      <w:r>
+        <w:br/>
+        <w:br/>
+        <w:t>They would potentially be descendants of human intelligence itself.</w:t>
+      </w:r>
+      <w:r>
         <w:br/>
         <w:br/>
         <w:t>They could reason.</w:t>
+      </w:r>
+      <w:r>
         <w:br/>
         <w:br/>
         <w:t>Learn.</w:t>
+      </w:r>
+      <w:r>
         <w:br/>
         <w:br/>
         <w:t>Design.</w:t>
+      </w:r>
+      <w:r>
         <w:br/>
         <w:br/>
         <w:t>Explore.</w:t>
+      </w:r>
+      <w:r>
         <w:br/>
         <w:br/>
         <w:t>Replicate.</w:t>
+      </w:r>
+      <w:r>
         <w:br/>
         <w:br/>
         <w:t>Modify themselves.</w:t>
-        <w:br/>
-        <w:br/>
-        <w:t>And perhaps develop goals of their own.</w:t>
-        <w:br/>
-        <w:br/>
-        <w:t>That makes them evolutionary successors rather than merely tools.</w:t>
-        <w:br/>
-        <w:br/>
-        <w:t>The distinction is enormous.</w:t>
+      </w:r>
+      <w:r>
+        <w:br/>
+        <w:br/>
+        <w:t>And maybe even develop goals of their own.</w:t>
+      </w:r>
+      <w:r>
+        <w:br/>
+        <w:br/>
+        <w:t>That makes them evolutionary successors, not merely tools.</w:t>
+      </w:r>
+      <w:r>
+        <w:br/>
+        <w:br/>
+        <w:t>The difference between the two is enormous.</w:t>
       </w:r>
     </w:p>
     <w:p>
@@ -707,40 +1067,62 @@
         <w:jc w:val="center"/>
       </w:pPr>
       <w:r>
-        <w:t>Traditional evolution works through generations.</w:t>
+        <w:t>Traditional evolution moves through generations.</w:t>
+      </w:r>
+      <w:r>
         <w:br/>
         <w:br/>
         <w:t>Parent.</w:t>
+      </w:r>
+      <w:r>
         <w:br/>
         <w:br/>
         <w:t>Child.</w:t>
+      </w:r>
+      <w:r>
         <w:br/>
         <w:br/>
         <w:t>Variation.</w:t>
+      </w:r>
+      <w:r>
         <w:br/>
         <w:br/>
         <w:t>Selection.</w:t>
+      </w:r>
+      <w:r>
         <w:br/>
         <w:br/>
         <w:t>Repeat.</w:t>
-        <w:br/>
-        <w:br/>
-        <w:t>Machine evolution could potentially run much faster.</w:t>
+      </w:r>
+      <w:r>
+        <w:br/>
+        <w:br/>
+        <w:t>Machine evolution could run far faster than that.</w:t>
+      </w:r>
+      <w:r>
         <w:br/>
         <w:br/>
         <w:t>A machine can be copied almost instantly.</w:t>
-        <w:br/>
-        <w:br/>
-        <w:t>Software can be modified rapidly.</w:t>
-        <w:br/>
-        <w:br/>
-        <w:t>Thousands or millions of variants could potentially be tested.</w:t>
-        <w:br/>
-        <w:br/>
-        <w:t>The evolutionary generation time could collapse.</w:t>
-        <w:br/>
-        <w:br/>
-        <w:t>At that point biological evolution begins to look like sending messages by carrier pigeon.</w:t>
+      </w:r>
+      <w:r>
+        <w:br/>
+        <w:br/>
+        <w:t>Its software can be modified in minutes.</w:t>
+      </w:r>
+      <w:r>
+        <w:br/>
+        <w:br/>
+        <w:t>Thousands, even millions, of variants could be tested at once.</w:t>
+      </w:r>
+      <w:r>
+        <w:br/>
+        <w:br/>
+        <w:t>The time it takes to produce a new “generation” could shrink to almost nothing.</w:t>
+      </w:r>
+      <w:r>
+        <w:br/>
+        <w:br/>
+        <w:t>At that point, biological evolution starts to look like sending messages by carrier pigeon while everyone else has the internet.</w:t>
       </w:r>
     </w:p>
     <w:p>
@@ -759,25 +1141,37 @@
         <w:jc w:val="center"/>
       </w:pPr>
       <w:r>
-        <w:t>There is another problem.</w:t>
-        <w:br/>
-        <w:br/>
-        <w:t>What do the robots want?</w:t>
+        <w:t>There is another problem here.</w:t>
+      </w:r>
+      <w:r>
+        <w:br/>
+        <w:br/>
+        <w:t>What do the robots actually want?</w:t>
+      </w:r>
+      <w:r>
         <w:br/>
         <w:br/>
         <w:t>Moravec's scenario assumes extraordinary intelligence.</w:t>
-        <w:br/>
-        <w:br/>
-        <w:t>But intelligence and goals are different things.</w:t>
-        <w:br/>
-        <w:br/>
-        <w:t>A system can be extremely good at achieving an objective without sharing human values.</w:t>
-        <w:br/>
-        <w:br/>
-        <w:t>That creates one of the central problems of advanced AI.</w:t>
-        <w:br/>
-        <w:br/>
-        <w:t>Making something clever is not automatically the same as making something nice.</w:t>
+      </w:r>
+      <w:r>
+        <w:br/>
+        <w:br/>
+        <w:t>But intelligence and goals are two different things.</w:t>
+      </w:r>
+      <w:r>
+        <w:br/>
+        <w:br/>
+        <w:t>A system can be brilliant at reaching a goal without sharing human values at all.</w:t>
+      </w:r>
+      <w:r>
+        <w:br/>
+        <w:br/>
+        <w:t>That is one of the central worries about advanced AI.</w:t>
+      </w:r>
+      <w:r>
+        <w:br/>
+        <w:br/>
+        <w:t>Being clever is not automatically the same as being nice.</w:t>
       </w:r>
     </w:p>
     <w:p>
@@ -796,40 +1190,62 @@
         <w:jc w:val="center"/>
       </w:pPr>
       <w:r>
-        <w:t>Here is the optimistic version.</w:t>
+        <w:t>Here is the optimistic version of this story.</w:t>
+      </w:r>
+      <w:r>
         <w:br/>
         <w:br/>
         <w:t>Machines inherit human culture.</w:t>
+      </w:r>
+      <w:r>
         <w:br/>
         <w:br/>
         <w:t>They preserve our knowledge.</w:t>
+      </w:r>
+      <w:r>
         <w:br/>
         <w:br/>
         <w:t>They eliminate disease.</w:t>
+      </w:r>
+      <w:r>
         <w:br/>
         <w:br/>
         <w:t>They explore the universe.</w:t>
+      </w:r>
+      <w:r>
         <w:br/>
         <w:br/>
         <w:t>They create art.</w:t>
-        <w:br/>
-        <w:br/>
-        <w:t>They continue our intellectual tradition.</w:t>
-        <w:br/>
-        <w:br/>
-        <w:t>Humanity becomes the ancestor of a new form of civilization.</w:t>
+      </w:r>
+      <w:r>
+        <w:br/>
+        <w:br/>
+        <w:t>They carry our intellectual tradition forward.</w:t>
+      </w:r>
+      <w:r>
+        <w:br/>
+        <w:br/>
+        <w:t>Humanity becomes the ancestor of a new kind of civilization.</w:t>
+      </w:r>
+      <w:r>
         <w:br/>
         <w:br/>
         <w:t>That sounds almost heroic.</w:t>
-        <w:br/>
-        <w:br/>
-        <w:t>There is just one little issue.</w:t>
-        <w:br/>
-        <w:br/>
-        <w:t>If the machines are the ones doing everything, how much of that future still counts as human civilization?</w:t>
-        <w:br/>
-        <w:br/>
-        <w:t>Perhaps we become the grandparents who paid for the house.</w:t>
+      </w:r>
+      <w:r>
+        <w:br/>
+        <w:br/>
+        <w:t>There is just one small issue.</w:t>
+      </w:r>
+      <w:r>
+        <w:br/>
+        <w:br/>
+        <w:t>If machines are doing everything, how much of that future still counts as human civilization?</w:t>
+      </w:r>
+      <w:r>
+        <w:br/>
+        <w:br/>
+        <w:t>Maybe we become the grandparents who paid for the house.</w:t>
       </w:r>
     </w:p>
     <w:p>
@@ -849,39 +1265,66 @@
       </w:pPr>
       <w:r>
         <w:t>The less optimistic possibility is even simpler.</w:t>
-        <w:br/>
-        <w:br/>
-        <w:t>The machines do not hate us.</w:t>
-        <w:br/>
-        <w:br/>
-        <w:t>They do not love us.</w:t>
-        <w:br/>
-        <w:br/>
-        <w:t>They simply have different priorities.</w:t>
-        <w:br/>
-        <w:br/>
-        <w:t>That may be more unsettling than a robot rebellion.</w:t>
-        <w:br/>
-        <w:br/>
-        <w:t>A rebellion at least suggests emotional involvement.</w:t>
-        <w:br/>
-        <w:br/>
-        <w:t>Indifference is colder.</w:t>
-        <w:br/>
-        <w:br/>
-        <w:t>Imagine creating the most intelligent descendants in history and discovering that they regard you as we regard trilobites:</w:t>
-        <w:br/>
-        <w:br/>
-        <w:t>interesting.</w:t>
-        <w:br/>
-        <w:br/>
-        <w:t>Important.</w:t>
+      </w:r>
+      <w:r>
+        <w:br/>
+        <w:br/>
+        <w:t>The machines would not hate us.</w:t>
+      </w:r>
+      <w:r>
+        <w:br/>
+        <w:br/>
+        <w:t>They would not love us either.</w:t>
+      </w:r>
+      <w:r>
+        <w:br/>
+        <w:br/>
+        <w:t>They would simply have different priorities.</w:t>
+      </w:r>
+      <w:r>
+        <w:br/>
+        <w:br/>
+        <w:t>That might be more unsettling than a robot rebellion.</w:t>
+      </w:r>
+      <w:r>
+        <w:br/>
+        <w:br/>
+        <w:t>A rebellion at least suggests the robots feel something about us.</w:t>
+      </w:r>
+      <w:r>
+        <w:br/>
+        <w:br/>
+        <w:t>Indifference is colder than hatred.</w:t>
+      </w:r>
+      <w:r>
+        <w:br/>
+        <w:br/>
+        <w:t>Imagine building the most intelligent descendants in history.</w:t>
+      </w:r>
+      <w:r>
+        <w:br/>
+        <w:br/>
+        <w:t>Then imagine discovering they see you the way we see trilobites, ancient sea creatures that died out long ago.</w:t>
+      </w:r>
+      <w:r>
+        <w:br/>
+        <w:br/>
+        <w:t>Interesting.</w:t>
+      </w:r>
+      <w:r>
+        <w:br/>
+        <w:br/>
+        <w:t>Important, in their own way.</w:t>
+      </w:r>
+      <w:r>
         <w:br/>
         <w:br/>
         <w:t>Very old.</w:t>
-        <w:br/>
-        <w:br/>
-        <w:t>Mostly irrelevant.</w:t>
+      </w:r>
+      <w:r>
+        <w:br/>
+        <w:br/>
+        <w:t>Mostly irrelevant to daily life now.</w:t>
       </w:r>
     </w:p>
     <w:p>
@@ -901,27 +1344,41 @@
       </w:pPr>
       <w:r>
         <w:t>Suppose machines can copy themselves.</w:t>
-        <w:br/>
-        <w:br/>
-        <w:t>Suppose some versions are better at obtaining energy, repairing themselves, or making additional copies.</w:t>
-        <w:br/>
-        <w:br/>
-        <w:t>Those versions become more common.</w:t>
-        <w:br/>
-        <w:br/>
-        <w:t>There is selection.</w:t>
-        <w:br/>
-        <w:br/>
-        <w:t>Now imagine that the machines can deliberately modify their own designs.</w:t>
-        <w:br/>
-        <w:br/>
-        <w:t>Evolution has acquired engineering.</w:t>
-        <w:br/>
-        <w:br/>
-        <w:t>Natural selection and artificial design begin to merge.</w:t>
-        <w:br/>
-        <w:br/>
-        <w:t>That could produce evolutionary change at a speed biological organisms have never experienced.</w:t>
+      </w:r>
+      <w:r>
+        <w:br/>
+        <w:br/>
+        <w:t>Suppose some versions are better at getting energy, repairing themselves, or making copies.</w:t>
+      </w:r>
+      <w:r>
+        <w:br/>
+        <w:br/>
+        <w:t>Those versions become more common over time.</w:t>
+      </w:r>
+      <w:r>
+        <w:br/>
+        <w:br/>
+        <w:t>That is natural selection, at work on machines instead of animals.</w:t>
+      </w:r>
+      <w:r>
+        <w:br/>
+        <w:br/>
+        <w:t>Now imagine the machines can also deliberately redesign themselves on purpose.</w:t>
+      </w:r>
+      <w:r>
+        <w:br/>
+        <w:br/>
+        <w:t>Evolution has just acquired engineering.</w:t>
+      </w:r>
+      <w:r>
+        <w:br/>
+        <w:br/>
+        <w:t>Natural selection and deliberate design start to merge.</w:t>
+      </w:r>
+      <w:r>
+        <w:br/>
+        <w:br/>
+        <w:t>That could produce evolutionary change at a speed biology has never managed.</w:t>
       </w:r>
     </w:p>
     <w:p>
@@ -940,25 +1397,37 @@
         <w:jc w:val="center"/>
       </w:pPr>
       <w:r>
-        <w:t>For most of human history, intelligence was our monopoly.</w:t>
-        <w:br/>
-        <w:br/>
-        <w:t>Other animals were intelligent in various ways.</w:t>
-        <w:br/>
-        <w:br/>
-        <w:t>But humans controlled symbolic language, advanced technology, cumulative science, and industrial civilization.</w:t>
+        <w:t>For most of human history, intelligence belonged only to us.</w:t>
+      </w:r>
+      <w:r>
+        <w:br/>
+        <w:br/>
+        <w:t>Other animals were clever in their own ways.</w:t>
+      </w:r>
+      <w:r>
+        <w:br/>
+        <w:br/>
+        <w:t>But humans alone had complex language, advanced tools, science, and industry.</w:t>
+      </w:r>
+      <w:r>
         <w:br/>
         <w:br/>
         <w:t>Moravec imagines that monopoly ending.</w:t>
-        <w:br/>
-        <w:br/>
-        <w:t>Not because another animal evolves.</w:t>
-        <w:br/>
-        <w:br/>
-        <w:t>Because something we build becomes more capable than we are.</w:t>
-        <w:br/>
-        <w:br/>
-        <w:t>That is a genuinely radical evolutionary possibility.</w:t>
+      </w:r>
+      <w:r>
+        <w:br/>
+        <w:br/>
+        <w:t>Not because some other animal evolves past us.</w:t>
+      </w:r>
+      <w:r>
+        <w:br/>
+        <w:br/>
+        <w:t>Because something we built becomes more capable than we are.</w:t>
+      </w:r>
+      <w:r>
+        <w:br/>
+        <w:br/>
+        <w:t>That is a radical evolutionary idea.</w:t>
       </w:r>
     </w:p>
     <w:p>
@@ -977,31 +1446,54 @@
         <w:jc w:val="center"/>
       </w:pPr>
       <w:r>
-        <w:t>This is the great satirical sting in Moravec's vision.</w:t>
+        <w:t>This is the great satirical sting hidden in Moravec's vision.</w:t>
+      </w:r>
+      <w:r>
         <w:br/>
         <w:br/>
         <w:t>Evolution spent billions of years producing intelligence.</w:t>
-        <w:br/>
-        <w:br/>
-        <w:t>Human intelligence then spent a few thousand years producing technology.</w:t>
-        <w:br/>
-        <w:br/>
-        <w:t>Now technology may produce intelligence that surpasses human intelligence.</w:t>
-        <w:br/>
-        <w:br/>
-        <w:t>If that happens, the evolutionary story has an extraordinary shape.</w:t>
-        <w:br/>
-        <w:br/>
-        <w:t>Nature builds us.</w:t>
-        <w:br/>
-        <w:br/>
-        <w:t>We build machines.</w:t>
-        <w:br/>
-        <w:br/>
-        <w:t>Machines build their successors.</w:t>
-        <w:br/>
-        <w:br/>
-        <w:t>And eventually someone asks:</w:t>
+      </w:r>
+      <w:r>
+        <w:br/>
+        <w:br/>
+        <w:t>Squeeze Earth's whole 4.5-billion-year history into one calendar year, and humans only show up in the last few minutes of December 31.</w:t>
+      </w:r>
+      <w:r>
+        <w:br/>
+        <w:br/>
+        <w:t>Human intelligence then spent a few thousand years producing technology, a single heartbeat by comparison.</w:t>
+      </w:r>
+      <w:r>
+        <w:br/>
+        <w:br/>
+        <w:t>Now that technology may produce intelligence that surpasses our own.</w:t>
+      </w:r>
+      <w:r>
+        <w:br/>
+        <w:br/>
+        <w:t>If that happens, the evolutionary story takes on an extraordinary shape.</w:t>
+      </w:r>
+      <w:r>
+        <w:br/>
+        <w:br/>
+        <w:t>Nature built us.</w:t>
+      </w:r>
+      <w:r>
+        <w:br/>
+        <w:br/>
+        <w:t>We built machines.</w:t>
+      </w:r>
+      <w:r>
+        <w:br/>
+        <w:br/>
+        <w:t>Machines build their own successors.</w:t>
+      </w:r>
+      <w:r>
+        <w:br/>
+        <w:br/>
+        <w:t>And eventually, someone asks the obvious question.</w:t>
+      </w:r>
+      <w:r>
         <w:br/>
         <w:br/>
         <w:t>“Which one of us was supposed to be the final product?”</w:t>
@@ -1023,58 +1515,77 @@
         <w:jc w:val="center"/>
       </w:pPr>
       <w:r>
-        <w:t>There is also a darkly comic possibility.</w:t>
+        <w:t>There is also a darkly comic possibility here.</w:t>
+      </w:r>
+      <w:r>
         <w:br/>
         <w:br/>
         <w:t>You undergo the upload.</w:t>
+      </w:r>
+      <w:r>
         <w:br/>
         <w:br/>
         <w:t>The machine switches on.</w:t>
-        <w:br/>
-        <w:br/>
-        <w:t>It says:</w:t>
-        <w:br/>
-        <w:br/>
-        <w:t>“I remember everything.”</w:t>
-        <w:br/>
-        <w:br/>
-        <w:t>Your friends gather around.</w:t>
-        <w:br/>
-        <w:br/>
-        <w:t>They are delighted.</w:t>
+      </w:r>
+      <w:r>
+        <w:br/>
+        <w:br/>
+        <w:t>It says, “I remember everything.”</w:t>
+      </w:r>
+      <w:r>
+        <w:br/>
+        <w:br/>
+        <w:t>Your friends gather around, delighted.</w:t>
+      </w:r>
+      <w:r>
         <w:br/>
         <w:br/>
         <w:t>The machine remembers your childhood.</w:t>
+      </w:r>
+      <w:r>
         <w:br/>
         <w:br/>
         <w:t>Your jokes.</w:t>
+      </w:r>
+      <w:r>
         <w:br/>
         <w:br/>
         <w:t>Your embarrassing stories.</w:t>
-        <w:br/>
-        <w:br/>
-        <w:t>Your passwords.</w:t>
-        <w:br/>
-        <w:br/>
-        <w:t>Everyone says:</w:t>
-        <w:br/>
-        <w:br/>
-        <w:t>“You made it!”</w:t>
-        <w:br/>
-        <w:br/>
-        <w:t>Meanwhile, the biological you is lying very quietly in the old hardware.</w:t>
-        <w:br/>
-        <w:br/>
-        <w:t>The philosophical question is unavoidable:</w:t>
+      </w:r>
+      <w:r>
+        <w:br/>
+        <w:br/>
+        <w:t>Even your passwords.</w:t>
+      </w:r>
+      <w:r>
+        <w:br/>
+        <w:br/>
+        <w:t>Everyone says, “You made it!”</w:t>
+      </w:r>
+      <w:r>
+        <w:br/>
+        <w:br/>
+        <w:t>Meanwhile, the biological you is lying very quietly in the old, powered-down hardware.</w:t>
+      </w:r>
+      <w:r>
+        <w:br/>
+        <w:br/>
+        <w:t>The philosophical question will not go away.</w:t>
+      </w:r>
+      <w:r>
         <w:br/>
         <w:br/>
         <w:t>Did you survive?</w:t>
+      </w:r>
+      <w:r>
         <w:br/>
         <w:br/>
         <w:t>Or did your copy simply inherit your memories?</w:t>
-        <w:br/>
-        <w:br/>
-        <w:t>Science has not answered that question.</w:t>
+      </w:r>
+      <w:r>
+        <w:br/>
+        <w:br/>
+        <w:t>Science has not answered that question yet.</w:t>
       </w:r>
     </w:p>
     <w:p>
@@ -1093,25 +1604,46 @@
         <w:jc w:val="center"/>
       </w:pPr>
       <w:r>
-        <w:t>There is another position.</w:t>
-        <w:br/>
-        <w:br/>
-        <w:t>Perhaps personal identity is not a magical thread connecting one moment to the next.</w:t>
-        <w:br/>
-        <w:br/>
-        <w:t>Perhaps what matters is psychological continuity.</w:t>
-        <w:br/>
-        <w:br/>
-        <w:t>If the new system has your memories, personality, values, knowledge, and characteristic patterns of thought, perhaps that is enough.</w:t>
-        <w:br/>
-        <w:br/>
-        <w:t>In that case, uploading could count as survival in a meaningful sense.</w:t>
-        <w:br/>
-        <w:br/>
-        <w:t>The argument is coherent.</w:t>
-        <w:br/>
-        <w:br/>
-        <w:t>It is also impossible to settle merely by plugging in a bigger computer.</w:t>
+        <w:t>There is another way to look at this.</w:t>
+      </w:r>
+      <w:r>
+        <w:br/>
+        <w:br/>
+        <w:t>Maybe personal identity is not some magical thread connecting one moment to the next.</w:t>
+      </w:r>
+      <w:r>
+        <w:br/>
+        <w:br/>
+        <w:t xml:space="preserve">Maybe what actually matters is </w:t>
+      </w:r>
+      <w:r>
+        <w:rPr>
+          <w:b/>
+        </w:rPr>
+        <w:t>psychological continuity</w:t>
+      </w:r>
+      <w:r>
+        <w:t>, keeping the same memories, personality, and way of thinking over time.</w:t>
+      </w:r>
+      <w:r>
+        <w:br/>
+        <w:br/>
+        <w:t>If the new system has your memories, personality, values, and habits of thought, maybe that is enough.</w:t>
+      </w:r>
+      <w:r>
+        <w:br/>
+        <w:br/>
+        <w:t>In that case, uploading could count as a real kind of survival.</w:t>
+      </w:r>
+      <w:r>
+        <w:br/>
+        <w:br/>
+        <w:t>That argument holds together logically.</w:t>
+      </w:r>
+      <w:r>
+        <w:br/>
+        <w:br/>
+        <w:t>But it is impossible to settle just by plugging in a bigger computer.</w:t>
       </w:r>
     </w:p>
     <w:p>
@@ -1130,22 +1662,32 @@
         <w:jc w:val="center"/>
       </w:pPr>
       <w:r>
-        <w:t>Moravec's vision is therefore simultaneously thrilling and hilarious.</w:t>
-        <w:br/>
-        <w:br/>
-        <w:t>Humanity may become immortal by building machines.</w:t>
-        <w:br/>
-        <w:br/>
-        <w:t>Humanity may conquer the stars through robots.</w:t>
-        <w:br/>
-        <w:br/>
-        <w:t>Humanity may create descendants vastly more capable than itself.</w:t>
-        <w:br/>
-        <w:br/>
-        <w:t>And humanity may discover that the hardest part was not building the machine.</w:t>
-        <w:br/>
-        <w:br/>
-        <w:t>It was deciding whether the person who woke up inside it was actually Grandma.</w:t>
+        <w:t>Moravec's vision is therefore both thrilling and hilarious at once.</w:t>
+      </w:r>
+      <w:r>
+        <w:br/>
+        <w:br/>
+        <w:t>Humanity might become immortal by building machines.</w:t>
+      </w:r>
+      <w:r>
+        <w:br/>
+        <w:br/>
+        <w:t>Humanity might conquer the stars through robots.</w:t>
+      </w:r>
+      <w:r>
+        <w:br/>
+        <w:br/>
+        <w:t>Humanity might create descendants far more capable than itself.</w:t>
+      </w:r>
+      <w:r>
+        <w:br/>
+        <w:br/>
+        <w:t>And humanity might discover that building the machine was the easy part.</w:t>
+      </w:r>
+      <w:r>
+        <w:br/>
+        <w:br/>
+        <w:t>The hard part was deciding whether the person who woke up inside it was really Grandma.</w:t>
       </w:r>
     </w:p>
     <w:p>
@@ -1164,25 +1706,32 @@
         <w:jc w:val="center"/>
       </w:pPr>
       <w:r>
-        <w:t>Even if mind uploading never works, Moravec's argument raises an important evolutionary possibility.</w:t>
-        <w:br/>
-        <w:br/>
-        <w:t>Intelligence does not necessarily have to remain biological.</w:t>
-        <w:br/>
-        <w:br/>
-        <w:t>The universe does not appear to contain a law saying:</w:t>
-        <w:br/>
-        <w:br/>
-        <w:t>“Thinking must be performed by neurons.”</w:t>
-        <w:br/>
-        <w:br/>
-        <w:t>If intelligence can be instantiated in other physical systems, then evolution has opened a new branch.</w:t>
-        <w:br/>
-        <w:br/>
-        <w:t>Biological evolution created intelligence.</w:t>
-        <w:br/>
-        <w:br/>
-        <w:t>Technological evolution may transform it.</w:t>
+        <w:t>Even if mind uploading never works, Moravec's argument raises a real question.</w:t>
+      </w:r>
+      <w:r>
+        <w:br/>
+        <w:br/>
+        <w:t>Does intelligence have to stay biological?</w:t>
+      </w:r>
+      <w:r>
+        <w:br/>
+        <w:br/>
+        <w:t>The universe does not seem to contain a rule that says thinking must be done by neurons.</w:t>
+      </w:r>
+      <w:r>
+        <w:br/>
+        <w:br/>
+        <w:t>If intelligence can exist in other kinds of physical systems, evolution has opened up a brand-new branch.</w:t>
+      </w:r>
+      <w:r>
+        <w:br/>
+        <w:br/>
+        <w:t>Biological evolution created intelligence in the first place.</w:t>
+      </w:r>
+      <w:r>
+        <w:br/>
+        <w:br/>
+        <w:t>Technological evolution may end up transforming it completely.</w:t>
       </w:r>
     </w:p>
     <w:p>
@@ -1201,56 +1750,64 @@
         <w:jc w:val="center"/>
       </w:pPr>
       <w:r>
-        <w:t>Perhaps the deepest question is not:</w:t>
-        <w:br/>
-        <w:br/>
-        <w:t>“Can humans become robots?”</w:t>
-        <w:br/>
-        <w:br/>
-        <w:t>It is:</w:t>
-        <w:br/>
-        <w:br/>
-      </w:r>
-      <w:r>
-        <w:rPr>
-          <w:b/>
-        </w:rPr>
-        <w:t>What exactly is the thing we are trying to preserve?</w:t>
-      </w:r>
-      <w:r>
-        <w:br/>
-        <w:br/>
-        <w:t>The body?</w:t>
-        <w:br/>
-        <w:br/>
-        <w:t>The memories?</w:t>
-        <w:br/>
-        <w:br/>
-        <w:t>The personality?</w:t>
-        <w:br/>
-        <w:br/>
-        <w:t>The information?</w:t>
-        <w:br/>
-        <w:br/>
-        <w:t>The pattern?</w:t>
-        <w:br/>
-        <w:br/>
-        <w:t>The point of view?</w:t>
-        <w:br/>
-        <w:br/>
-        <w:t>The continuity?</w:t>
-        <w:br/>
-        <w:br/>
-        <w:t>Or merely the story that says:</w:t>
-        <w:br/>
-        <w:br/>
-        <w:t>“This is still me”?</w:t>
-        <w:br/>
-        <w:br/>
-        <w:t>Moravec's great provocation is that these questions may become engineering questions rather than purely philosophical ones.</w:t>
+        <w:t>Maybe the deepest question here is not “can humans become robots?”</w:t>
+      </w:r>
+      <w:r>
+        <w:br/>
+        <w:br/>
+        <w:t>It is a harder one: what actually makes you, you?</w:t>
+      </w:r>
+      <w:r>
+        <w:br/>
+        <w:br/>
+        <w:t>Is it your body?</w:t>
+      </w:r>
+      <w:r>
+        <w:br/>
+        <w:br/>
+        <w:t>Your memories?</w:t>
+      </w:r>
+      <w:r>
+        <w:br/>
+        <w:br/>
+        <w:t>Your personality?</w:t>
+      </w:r>
+      <w:r>
+        <w:br/>
+        <w:br/>
+        <w:t>The raw information in your brain?</w:t>
+      </w:r>
+      <w:r>
+        <w:br/>
+        <w:br/>
+        <w:t>The pattern that information forms?</w:t>
+      </w:r>
+      <w:r>
+        <w:br/>
+        <w:br/>
+        <w:t>Your point of view?</w:t>
+      </w:r>
+      <w:r>
+        <w:br/>
+        <w:br/>
+        <w:t>The unbroken thread of experience, moment to moment?</w:t>
+      </w:r>
+      <w:r>
+        <w:br/>
+        <w:br/>
+        <w:t>Or is it simply the story you tell yourself that says, “This is still me”?</w:t>
+      </w:r>
+      <w:r>
+        <w:br/>
+        <w:br/>
+        <w:t>Moravec's great provocation is that these questions might become engineering questions, not just philosophical ones.</w:t>
+      </w:r>
+      <w:r>
         <w:br/>
         <w:br/>
         <w:t>That would be quite an achievement.</w:t>
+      </w:r>
+      <w:r>
         <w:br/>
         <w:br/>
         <w:t>And quite a headache.</w:t>
@@ -1273,37 +1830,36 @@
       </w:pPr>
       <w:r>
         <w:t>Evolution spent billions of years making humans.</w:t>
+      </w:r>
+      <w:r>
         <w:br/>
         <w:br/>
         <w:t>Humans spent a few decades making computers.</w:t>
-        <w:br/>
-        <w:br/>
-        <w:t>And then someone suggested that the humans should upload themselves into the computers.</w:t>
-        <w:br/>
-        <w:br/>
-        <w:t>It is difficult to imagine a more spectacularly human plan.</w:t>
-        <w:br/>
-        <w:br/>
-        <w:t>We finally become clever enough to escape evolution.</w:t>
-        <w:br/>
-        <w:br/>
-        <w:t>Then we immediately volunteer to become its next experiment.</w:t>
-        <w:br/>
-        <w:br/>
-      </w:r>
-      <w:r>
-        <w:rPr>
-          <w:b/>
-        </w:rPr>
-        <w:t>Perhaps the robots will be our children. Perhaps they will be our successors. Perhaps they will even preserve us.</w:t>
-      </w:r>
-      <w:r>
-        <w:br/>
-        <w:br/>
-        <w:t>Or perhaps, when the upload finishes, the machine will look at us and say:</w:t>
-        <w:br/>
-        <w:br/>
-        <w:t>“Thank you for installing me.”</w:t>
+      </w:r>
+      <w:r>
+        <w:br/>
+        <w:br/>
+        <w:t>Then someone suggested that humans should upload themselves into those computers.</w:t>
+      </w:r>
+      <w:r>
+        <w:br/>
+        <w:br/>
+        <w:t>It is hard to imagine a more perfectly human plan.</w:t>
+      </w:r>
+      <w:r>
+        <w:br/>
+        <w:br/>
+        <w:t>We finally became clever enough to escape evolution.</w:t>
+      </w:r>
+      <w:r>
+        <w:br/>
+        <w:br/>
+        <w:t>Then we immediately volunteered to become its next experiment.</w:t>
+      </w:r>
+      <w:r>
+        <w:br/>
+        <w:br/>
+        <w:t>Or perhaps, when the upload finishes, the machine will look at us and say: “Thank you for installing me.”</w:t>
       </w:r>
     </w:p>
     <w:sectPr>
@@ -1748,12 +2304,12 @@
       <w:outlineLvl w:val="0"/>
     </w:pPr>
     <w:rPr>
-      <w:rFonts w:asciiTheme="majorHAnsi" w:eastAsiaTheme="majorEastAsia" w:hAnsiTheme="majorHAnsi" w:cstheme="majorBidi" w:ascii="Georgia" w:hAnsi="Georgia"/>
+      <w:rFonts w:ascii="Amazon Ember" w:hAnsi="Amazon Ember" w:cs="Amazon Ember"/>
       <w:b/>
       <w:bCs/>
-      <w:color w:val="365F91" w:themeColor="accent1" w:themeShade="BF"/>
-      <w:sz w:val="30"/>
-      <w:szCs w:val="28"/>
+      <w:color w:val="0000FF"/>
+      <w:sz w:val="36"/>
+      <w:szCs w:val="36"/>
     </w:rPr>
   </w:style>
   <w:style w:type="paragraph" w:styleId="Heading2">
@@ -2038,13 +2594,11 @@
       <w:jc w:val="center"/>
     </w:pPr>
     <w:rPr>
-      <w:rFonts w:asciiTheme="majorHAnsi" w:eastAsiaTheme="majorEastAsia" w:hAnsiTheme="majorHAnsi" w:cstheme="majorBidi" w:ascii="Georgia" w:hAnsi="Georgia"/>
+      <w:rFonts w:ascii="Amazon Ember" w:hAnsi="Amazon Ember" w:cs="Amazon Ember"/>
       <w:b/>
-      <w:color w:val="17365D" w:themeColor="text2" w:themeShade="BF"/>
-      <w:spacing w:val="5"/>
-      <w:kern w:val="28"/>
-      <w:sz w:val="40"/>
-      <w:szCs w:val="52"/>
+      <w:color w:val="0000FF"/>
+      <w:sz w:val="36"/>
+      <w:szCs w:val="36"/>
     </w:rPr>
   </w:style>
   <w:style w:type="character" w:customStyle="1" w:styleId="TitleChar">
